--- a/tillsyn/A 59072-2025 tillsynsbegäran.docx
+++ b/tillsyn/A 59072-2025 tillsynsbegäran.docx
@@ -60,12 +60,12 @@
         <w:spacing w:after="240"/>
       </w:pPr>
       <w:r>
-        <w:t>Figur 1. Fyndplatser för naturvårdsarter i avverkningsanmälan. Markörer utan svart kant är placerade på fyndplatsen. Markörer med svart kant är placerade vid sidan av fyndplatsen och har ett svart streck som visar fyndplatsens exakta position. Kartans mittpunktskoordinat är N 7077770, E 512226 i SWEREF 99 TM.</w:t>
+        <w:t>Figur 1. Fyndplatser för naturvårdsarter i och inom 25 meter från avverkningsanmälan. Markörer utan svart kant är placerade på fyndplatsen. Markörer med svart kant är placerade vid sidan av fyndplatsen och har ett svart streck som visar fyndplatsens exakta position. Kartans mittpunktskoordinat är N 7077770, E 512226 i SWEREF 99 TM.</w:t>
       </w:r>
     </w:p>
     <w:p>
       <w:r>
-        <w:t>I avverkningsanmälan finns fynd av 5 naturvårdsarter, varav 2 är rödlistade, 2 är fridlysta, 5 är typiska (T) och 1 är signalart (S): garnlav (VU, T), tretåig hackspett (NT, T, §4), norrlandslav (S, T), brudborste (T) och spillkråka (T, §4). Se Figur 1.</w:t>
+        <w:t>I och inom 25 meter från avverkningsanmälan finns fynd av 8 naturvårdsarter, varav 4 är rödlistade, 3 är fridlysta, 7 är typiska (T) och 2 är signalarter (S): garnlav (VU, T), liten aspgelélav (VU, T), talltita (NT, §4), tretåig hackspett (NT, T, §4), norrlandslav (S, T), skinnlav (S, T), brudborste (T) och spillkråka (T, §4). Se Figur 1.</w:t>
       </w:r>
     </w:p>
     <w:p>
@@ -138,6 +138,37 @@
         <w:rPr>
           <w:b/>
         </w:rPr>
+        <w:t>Liten aspgelélav (VU)</w:t>
+      </w:r>
+      <w:r>
+        <w:t xml:space="preserve">, rödlistad som sårbar, växer på asp i halvöppna boreala blandskogar med hög och jämn luftfuktighet. Den omfattas av åtgärdsprogram (ÅGP) för hotade arter på asp i Norrland och är placerad i toppen av Skogsstyrelsens värdepyramid för bedömning av skog med höga naturvärden. Arten har ett mycket högt skyddsvärde då en mycket stor andel (mer än 90 %) av samtliga kända lokaler i världen finns i Sverige. Samtliga lokaler måste skyddas och inslaget av asp i skogsmark måste öka på lång sikt. Liten aspgelélav är typisk art för </w:t>
+      </w:r>
+      <w:r>
+        <w:rPr>
+          <w:i/>
+        </w:rPr>
+        <w:t>9010 Taiga</w:t>
+      </w:r>
+      <w:r>
+        <w:t xml:space="preserve"> (Naturvårdsverket, 2010; Nitare &amp; Skogsstyrelsen, 2019; SLU Artdatabanken, 2024).</w:t>
+      </w:r>
+    </w:p>
+    <w:p>
+      <w:r>
+        <w:rPr>
+          <w:b/>
+        </w:rPr>
+        <w:t>Talltita (NT, §4)</w:t>
+      </w:r>
+      <w:r>
+        <w:t>, rödlistad som nära hotad och prioriterad art i Skogsvårdslagen, har häckningsrevir i anmälan. Arten har minskat kraftigt de senaste 30 åren och minskningstakten innevarande 10-årsperiod beräknas till 20 (10–30) %. Talltitan är synnerligen trogen sitt cirka 15 hektar stora revir och är beroende av flerskiktade olikåldriga skogar för att kunna föda upp sina ungar. Talltitan försvinner om dess livsmiljö kalavverkas (Eggers &amp; Low, 2014; Ekman, 1979; Griesser et al, 2007; Klein, 2020; Siffczyk et al, 2003; SLU Artdatabanken, 2021).</w:t>
+      </w:r>
+    </w:p>
+    <w:p>
+      <w:r>
+        <w:rPr>
+          <w:b/>
+        </w:rPr>
         <w:t>Tretåig hackspett (NT, §4)</w:t>
       </w:r>
       <w:r>
@@ -189,6 +220,35 @@
       </w:r>
       <w:r>
         <w:t>(Nitare &amp; Skogsstyrelsen, 2000; SLU Artdatabanken, 2025).</w:t>
+      </w:r>
+    </w:p>
+    <w:p>
+      <w:r>
+        <w:rPr>
+          <w:b/>
+        </w:rPr>
+        <w:t xml:space="preserve">Skinnlav </w:t>
+      </w:r>
+      <w:r>
+        <w:t xml:space="preserve">förekommer på diverse lövträd, främst på gammal asp och sälg. Den påträffas främst i områden med lång kontinuitet av grova lövträd och signalerar skogsmark med höga naturvärden. På lokalerna förekommer som regel ett flertal andra ovanliga eller rödlistade lavar. I likhet med gelélavarna, etablerar sig skinnlaven i skogsmark på grova aspar i sena lövsuccessioner. Skinnlav är typisk art för </w:t>
+      </w:r>
+      <w:r>
+        <w:rPr>
+          <w:i/>
+        </w:rPr>
+        <w:t xml:space="preserve">9010 Taiga, 9020 Nordlig ädellövskog </w:t>
+      </w:r>
+      <w:r>
+        <w:t xml:space="preserve">och </w:t>
+      </w:r>
+      <w:r>
+        <w:rPr>
+          <w:i/>
+        </w:rPr>
+        <w:t xml:space="preserve">9070 Trädklädd betesmark </w:t>
+      </w:r>
+      <w:r>
+        <w:t>(Nitare &amp; Skogsstyrelsen, 2019; SLU Artdatabanken, 2025).</w:t>
       </w:r>
     </w:p>
     <w:p>
@@ -286,7 +346,7 @@
     </w:p>
     <w:p>
       <w:r>
-        <w:t>Följande typiska arter har sina livsmiljöer och växtplatser i den avverkningsanmälda skogen: garnlav (VU, T), tretåig hackspett (NT, T, §4), norrlandslav (S, T), brudborste (T) och spillkråka (T, §4).</w:t>
+        <w:t>Följande typiska arter har sina livsmiljöer och växtplatser i den avverkningsanmälda skogen: garnlav (VU, T), liten aspgelélav (VU, T), tretåig hackspett (NT, T, §4), norrlandslav (S, T), skinnlav (S, T), brudborste (T) och spillkråka (T, §4).</w:t>
       </w:r>
     </w:p>
     <w:p>
@@ -354,6 +414,126 @@
       </w:pPr>
       <w:r>
         <w:t>BILAGA 1 – Fridlysta arter</w:t>
+      </w:r>
+    </w:p>
+    <w:p>
+      <w:pPr>
+        <w:pStyle w:val="Heading1"/>
+      </w:pPr>
+      <w:r>
+        <w:t>Talltita – ekologi samt krav på livsmiljön</w:t>
+      </w:r>
+    </w:p>
+    <w:p>
+      <w:r>
+        <w:t>Talltita är rödlistad som NT, fridlyst och prioriterad art i Skogsvårdslagen. Den omfattas av EU:s fågeldirektiv. Arten har minskat kraftigt de senaste 30 åren och minskningstakten innevarande 10-årsperiod beräknas till 20 (10–30) % (SLU Artdatabanken, 2022).</w:t>
+      </w:r>
+    </w:p>
+    <w:p>
+      <w:r>
+        <w:t>Talltita föredrar större sammanhängande barrskogar, och finns såväl i tallskog som granskog och i lövblandad barrskog. Skogens struktur är viktig och ska helst vara flerskiktad med riklig underväxt av mindre granar, björk och andra lövträd och buskar. Tillgång på murknande högstubbar är särskilt viktig, eftersom talltitan helst själv hackar ut sitt bohål (SLU Artdatabanken, 2022).</w:t>
+      </w:r>
+    </w:p>
+    <w:p>
+      <w:r>
+        <w:t>Det finns flera studier som visar att talltita är känslig för gallring och inte överlever när dess livsmiljö kalavverkas (Eggers and Low, 2014; Griesser et al., 2007; Klein, 2020). Talltitans revir är förhållandevis stora, 10–20 hektar och arten missgynnas när skogen fragmenteras. Kalavverkning av större delar av reviret innebär att det överges (Artdatabanken, 2021).</w:t>
+      </w:r>
+    </w:p>
+    <w:p>
+      <w:r>
+        <w:t>Talltitan är synnerligen trogen sitt revir så länge paret lever och biotopen förblir intakt. Paret stannar i sitt revir året om. En förlust av ett revir har därför en stor inverkan på den lokala populationen och trakthyggesbruket anses vara orsak till den svenska populationens kraftiga minskning. Talltiteparets revirtrohet innebär att närhelst under året man observerar en adult talltita så ingår denna plats i reviret (Siffczyk et al., 2003; Ekman, 1979).</w:t>
+      </w:r>
+    </w:p>
+    <w:p>
+      <w:pPr>
+        <w:pStyle w:val="Heading2"/>
+      </w:pPr>
+      <w:r>
+        <w:t>Referenser – talltita</w:t>
+      </w:r>
+    </w:p>
+    <w:p>
+      <w:r>
+        <w:t xml:space="preserve">Eggers, S., Low, M., 2014. </w:t>
+      </w:r>
+      <w:r>
+        <w:rPr>
+          <w:i/>
+        </w:rPr>
+        <w:t xml:space="preserve">Differential demographic responses of sympatric Parids to vegetation management in boreal forest. </w:t>
+      </w:r>
+      <w:r>
+        <w:t>For. Ecol. Manage. 319, 169–175.</w:t>
+      </w:r>
+    </w:p>
+    <w:p>
+      <w:r>
+        <w:t xml:space="preserve">Ekman, J., 1979. </w:t>
+      </w:r>
+      <w:r>
+        <w:rPr>
+          <w:i/>
+        </w:rPr>
+        <w:t xml:space="preserve">Coherence, composition and territories of winter social groups of the Willow Tit Parus montanus and the Crested Tit P. cristatus. </w:t>
+      </w:r>
+      <w:r>
+        <w:t>Ornis Scandinavica, 10, pp 56–68</w:t>
+      </w:r>
+    </w:p>
+    <w:p>
+      <w:r>
+        <w:t xml:space="preserve">Griesser, M., Nystrand, M., Eggers, S., Ekman, J., 2007. </w:t>
+      </w:r>
+      <w:r>
+        <w:rPr>
+          <w:i/>
+        </w:rPr>
+        <w:t xml:space="preserve">Impact of forestry practices on fitness correlates and population productivity in an open-nesting bird species. </w:t>
+      </w:r>
+      <w:r>
+        <w:t>Conserv. Biol. 21, 767–774. https://doi.org/10.1111/j.1523- 1739.2007.00675.x</w:t>
+      </w:r>
+    </w:p>
+    <w:p>
+      <w:r>
+        <w:t xml:space="preserve">Klein, J., 2020. </w:t>
+      </w:r>
+      <w:r>
+        <w:rPr>
+          <w:i/>
+        </w:rPr>
+        <w:t xml:space="preserve">The forgotten forest – On thinning, retention, and biodiversity in the boreal forest. </w:t>
+      </w:r>
+      <w:r>
+        <w:t>Doctoral Thesis No. 2020:50</w:t>
+      </w:r>
+    </w:p>
+    <w:p>
+      <w:r>
+        <w:t xml:space="preserve">Siffczyk, C., Brotons, L., Kangas, K., Orell, M., 2003. </w:t>
+      </w:r>
+      <w:r>
+        <w:rPr>
+          <w:i/>
+        </w:rPr>
+        <w:t xml:space="preserve">Home range size of willow tits. </w:t>
+      </w:r>
+      <w:r>
+        <w:t>Oecologica, 136, 635–642 (2003)</w:t>
+      </w:r>
+    </w:p>
+    <w:p>
+      <w:r>
+        <w:t xml:space="preserve">SLU Artdatabanken, 2021. </w:t>
+      </w:r>
+      <w:r>
+        <w:rPr>
+          <w:i/>
+        </w:rPr>
+        <w:t xml:space="preserve">Artfaktablad. Naturvård – artfakta. </w:t>
+      </w:r>
+      <w:r>
+        <w:t>SLU Artdatabanken, Uppsala</w:t>
       </w:r>
     </w:p>
     <w:p>
@@ -1005,7 +1185,7 @@
     <w:r>
       <w:tab/>
       <w:tab/>
-      <w:t>2026-10-11</w:t>
+      <w:t>2026-10-12</w:t>
       <w:br/>
       <w:br/>
     </w:r>

--- a/tillsyn/A 59072-2025 tillsynsbegäran.docx
+++ b/tillsyn/A 59072-2025 tillsynsbegäran.docx
@@ -1185,7 +1185,7 @@
     <w:r>
       <w:tab/>
       <w:tab/>
-      <w:t>2026-10-12</w:t>
+      <w:t>2026-10-13</w:t>
       <w:br/>
       <w:br/>
     </w:r>

--- a/tillsyn/A 59072-2025 tillsynsbegäran.docx
+++ b/tillsyn/A 59072-2025 tillsynsbegäran.docx
@@ -1185,7 +1185,7 @@
     <w:r>
       <w:tab/>
       <w:tab/>
-      <w:t>2026-10-13</w:t>
+      <w:t>2026-10-14</w:t>
       <w:br/>
       <w:br/>
     </w:r>

--- a/tillsyn/A 59072-2025 tillsynsbegäran.docx
+++ b/tillsyn/A 59072-2025 tillsynsbegäran.docx
@@ -1185,7 +1185,7 @@
     <w:r>
       <w:tab/>
       <w:tab/>
-      <w:t>2026-10-14</w:t>
+      <w:t>2026-10-15</w:t>
       <w:br/>
       <w:br/>
     </w:r>

--- a/tillsyn/A 59072-2025 tillsynsbegäran.docx
+++ b/tillsyn/A 59072-2025 tillsynsbegäran.docx
@@ -1185,7 +1185,7 @@
     <w:r>
       <w:tab/>
       <w:tab/>
-      <w:t>2026-10-15</w:t>
+      <w:t>2026-10-16</w:t>
       <w:br/>
       <w:br/>
     </w:r>

--- a/tillsyn/A 59072-2025 tillsynsbegäran.docx
+++ b/tillsyn/A 59072-2025 tillsynsbegäran.docx
@@ -1185,7 +1185,7 @@
     <w:r>
       <w:tab/>
       <w:tab/>
-      <w:t>2026-10-16</w:t>
+      <w:t>2026-10-17</w:t>
       <w:br/>
       <w:br/>
     </w:r>

--- a/tillsyn/A 59072-2025 tillsynsbegäran.docx
+++ b/tillsyn/A 59072-2025 tillsynsbegäran.docx
@@ -1185,7 +1185,7 @@
     <w:r>
       <w:tab/>
       <w:tab/>
-      <w:t>2026-10-17</w:t>
+      <w:t>2026-10-18</w:t>
       <w:br/>
       <w:br/>
     </w:r>

--- a/tillsyn/A 59072-2025 tillsynsbegäran.docx
+++ b/tillsyn/A 59072-2025 tillsynsbegäran.docx
@@ -1185,7 +1185,7 @@
     <w:r>
       <w:tab/>
       <w:tab/>
-      <w:t>2026-10-18</w:t>
+      <w:t>2026-10-19</w:t>
       <w:br/>
       <w:br/>
     </w:r>

--- a/tillsyn/A 59072-2025 tillsynsbegäran.docx
+++ b/tillsyn/A 59072-2025 tillsynsbegäran.docx
@@ -1185,7 +1185,7 @@
     <w:r>
       <w:tab/>
       <w:tab/>
-      <w:t>2026-10-19</w:t>
+      <w:t>2026-10-20</w:t>
       <w:br/>
       <w:br/>
     </w:r>

--- a/tillsyn/A 59072-2025 tillsynsbegäran.docx
+++ b/tillsyn/A 59072-2025 tillsynsbegäran.docx
@@ -1185,7 +1185,7 @@
     <w:r>
       <w:tab/>
       <w:tab/>
-      <w:t>2026-10-20</w:t>
+      <w:t>2026-10-21</w:t>
       <w:br/>
       <w:br/>
     </w:r>

--- a/tillsyn/A 59072-2025 tillsynsbegäran.docx
+++ b/tillsyn/A 59072-2025 tillsynsbegäran.docx
@@ -1185,7 +1185,7 @@
     <w:r>
       <w:tab/>
       <w:tab/>
-      <w:t>2026-10-21</w:t>
+      <w:t>2026-10-22</w:t>
       <w:br/>
       <w:br/>
     </w:r>

--- a/tillsyn/A 59072-2025 tillsynsbegäran.docx
+++ b/tillsyn/A 59072-2025 tillsynsbegäran.docx
@@ -1185,7 +1185,7 @@
     <w:r>
       <w:tab/>
       <w:tab/>
-      <w:t>2026-10-22</w:t>
+      <w:t>2026-10-23</w:t>
       <w:br/>
       <w:br/>
     </w:r>

--- a/tillsyn/A 59072-2025 tillsynsbegäran.docx
+++ b/tillsyn/A 59072-2025 tillsynsbegäran.docx
@@ -1185,7 +1185,7 @@
     <w:r>
       <w:tab/>
       <w:tab/>
-      <w:t>2026-10-23</w:t>
+      <w:t>2026-10-24</w:t>
       <w:br/>
       <w:br/>
     </w:r>

--- a/tillsyn/A 59072-2025 tillsynsbegäran.docx
+++ b/tillsyn/A 59072-2025 tillsynsbegäran.docx
@@ -1185,7 +1185,7 @@
     <w:r>
       <w:tab/>
       <w:tab/>
-      <w:t>2026-10-24</w:t>
+      <w:t>2026-10-25</w:t>
       <w:br/>
       <w:br/>
     </w:r>

--- a/tillsyn/A 59072-2025 tillsynsbegäran.docx
+++ b/tillsyn/A 59072-2025 tillsynsbegäran.docx
@@ -1185,7 +1185,7 @@
     <w:r>
       <w:tab/>
       <w:tab/>
-      <w:t>2026-10-25</w:t>
+      <w:t>2026-10-26</w:t>
       <w:br/>
       <w:br/>
     </w:r>

--- a/tillsyn/A 59072-2025 tillsynsbegäran.docx
+++ b/tillsyn/A 59072-2025 tillsynsbegäran.docx
@@ -1185,7 +1185,7 @@
     <w:r>
       <w:tab/>
       <w:tab/>
-      <w:t>2026-10-26</w:t>
+      <w:t>2026-10-27</w:t>
       <w:br/>
       <w:br/>
     </w:r>

--- a/tillsyn/A 59072-2025 tillsynsbegäran.docx
+++ b/tillsyn/A 59072-2025 tillsynsbegäran.docx
@@ -1185,7 +1185,7 @@
     <w:r>
       <w:tab/>
       <w:tab/>
-      <w:t>2026-10-27</w:t>
+      <w:t>2026-10-28</w:t>
       <w:br/>
       <w:br/>
     </w:r>

--- a/tillsyn/A 59072-2025 tillsynsbegäran.docx
+++ b/tillsyn/A 59072-2025 tillsynsbegäran.docx
@@ -1185,7 +1185,7 @@
     <w:r>
       <w:tab/>
       <w:tab/>
-      <w:t>2026-10-28</w:t>
+      <w:t>2026-10-29</w:t>
       <w:br/>
       <w:br/>
     </w:r>

--- a/tillsyn/A 59072-2025 tillsynsbegäran.docx
+++ b/tillsyn/A 59072-2025 tillsynsbegäran.docx
@@ -1185,7 +1185,7 @@
     <w:r>
       <w:tab/>
       <w:tab/>
-      <w:t>2026-10-29</w:t>
+      <w:t>2026-10-31</w:t>
       <w:br/>
       <w:br/>
     </w:r>
